--- a/hin/docx/41.content.docx
+++ b/hin/docx/41.content.docx
@@ -212,7 +212,7 @@
         <w:rPr>
           <w:lang w:val="hi_IN" w:bidi="hi_IN"/>
         </w:rPr>
-        <w:t>मरकुस 10:40</w:t>
+        <w:t>मरकुस 9:43</w:t>
       </w:r>
       <w:r>
         <w:rPr>
@@ -231,9 +231,162 @@
         <w:rPr>
           <w:lang w:val="hi_IN" w:bidi="hi_IN"/>
         </w:rPr>
+        <w:t xml:space="preserve">नरक: यूनानी </w:t>
+      </w:r>
+      <w:r>
+        <w:rPr>
+          <w:i/>
+          <w:lang w:val="hi_IN" w:bidi="hi_IN"/>
+        </w:rPr>
+        <w:t>गेहेन्ना,</w:t>
+      </w:r>
+      <w:r>
+        <w:rPr>
+          <w:lang w:val="hi_IN" w:bidi="hi_IN"/>
+        </w:rPr>
+        <w:t xml:space="preserve"> हिन्नोम घाटी का उल्लेख करते हुए, जो दक्षिण-पश्चिम में यरूशलेम की सीमा पर स्थित है। यह नरक के लिए एक रूपक बन गया क्योंकि इस्राएलियों ने वहां अपने बच्चों को बलि के रूप में चढ़ाया था (</w:t>
+      </w:r>
+      <w:hyperlink r:id="rId13">
+        <w:r>
+          <w:rPr>
+            <w:lang w:val="hi_IN" w:bidi="hi_IN"/>
+          </w:rPr>
+          <w:rPr>
+            <w:color w:val="0000EE"/>
+            <w:u w:val="single"/>
+          </w:rPr>
+          <w:t>यिर्म 32:35</w:t>
+        </w:r>
+      </w:hyperlink>
+      <w:r>
+        <w:rPr>
+          <w:lang w:val="hi_IN" w:bidi="hi_IN"/>
+        </w:rPr>
+        <w:t>)।</w:t>
+      </w:r>
+      <w:r>
+        <w:rPr>
+          <w:lang w:val="hi_IN" w:bidi="hi_IN"/>
+        </w:rPr>
+      </w:r>
+      <w:r>
+        <w:rPr>
+          <w:lang w:val="hi_IN" w:bidi="hi_IN"/>
+        </w:rPr>
+      </w:r>
+    </w:p>
+    <w:p>
+      <w:pPr/>
+      <w:r>
+        <w:rPr>
+          <w:lang w:val="hi_IN" w:bidi="hi_IN"/>
+        </w:rPr>
+      </w:r>
+    </w:p>
+    <w:p>
+      <w:pPr>
+        <w:pStyle w:val="Heading2"/>
+      </w:pPr>
+      <w:r>
+        <w:rPr>
+          <w:lang w:val="hi_IN" w:bidi="hi_IN"/>
+        </w:rPr>
+        <w:t>मरकुस 9:48</w:t>
+      </w:r>
+      <w:r>
+        <w:rPr>
+          <w:lang w:val="hi_IN" w:bidi="hi_IN"/>
+        </w:rPr>
+      </w:r>
+    </w:p>
+    <w:p>
+      <w:pPr/>
+      <w:r>
+        <w:rPr>
+          <w:lang w:val="hi_IN" w:bidi="hi_IN"/>
+        </w:rPr>
+      </w:r>
+      <w:r>
+        <w:rPr>
+          <w:lang w:val="hi_IN" w:bidi="hi_IN"/>
+        </w:rPr>
+        <w:t xml:space="preserve">नरक की अनंतता को कभी न मरने और कभी न बुझने वाले वाक्यांशों द्वारा ज़ोर दिया गया है (तुलना करें </w:t>
+      </w:r>
+      <w:hyperlink r:id="rId14">
+        <w:r>
+          <w:rPr>
+            <w:lang w:val="hi_IN" w:bidi="hi_IN"/>
+          </w:rPr>
+          <w:rPr>
+            <w:color w:val="0000EE"/>
+            <w:u w:val="single"/>
+          </w:rPr>
+          <w:t>9:43</w:t>
+        </w:r>
+      </w:hyperlink>
+      <w:r>
+        <w:rPr>
+          <w:lang w:val="hi_IN" w:bidi="hi_IN"/>
+        </w:rPr>
+        <w:t>)। नरक की भयावहता को उसके चित्रण द्वारा एक अनंतकालीन आग और सड़न तथा भ्रष्टाचार के स्थान के रूप में जोर दिया गया है, जहाँ कीड़े अनंतकाल तक सब कुछ खाते रहते हैं। यह चित्रण लोगों को नरक की सजा से बचने के लिए पश्चाताप करने हेतु एक शक्तिशाली चेतावनी है।</w:t>
+      </w:r>
+    </w:p>
+    <w:p>
+      <w:pPr/>
+      <w:r>
+        <w:rPr>
+          <w:lang w:val="hi_IN" w:bidi="hi_IN"/>
+        </w:rPr>
+      </w:r>
+      <w:r>
+        <w:rPr>
+          <w:lang w:val="hi_IN" w:bidi="hi_IN"/>
+        </w:rPr>
+      </w:r>
+      <w:r>
+        <w:rPr>
+          <w:lang w:val="hi_IN" w:bidi="hi_IN"/>
+        </w:rPr>
+      </w:r>
+    </w:p>
+    <w:p>
+      <w:pPr/>
+      <w:r>
+        <w:rPr>
+          <w:lang w:val="hi_IN" w:bidi="hi_IN"/>
+        </w:rPr>
+      </w:r>
+    </w:p>
+    <w:p>
+      <w:pPr>
+        <w:pStyle w:val="Heading2"/>
+      </w:pPr>
+      <w:r>
+        <w:rPr>
+          <w:lang w:val="hi_IN" w:bidi="hi_IN"/>
+        </w:rPr>
+        <w:t>मरकुस 10:40</w:t>
+      </w:r>
+      <w:r>
+        <w:rPr>
+          <w:lang w:val="hi_IN" w:bidi="hi_IN"/>
+        </w:rPr>
+      </w:r>
+    </w:p>
+    <w:p>
+      <w:pPr/>
+      <w:r>
+        <w:rPr>
+          <w:lang w:val="hi_IN" w:bidi="hi_IN"/>
+        </w:rPr>
+      </w:r>
+      <w:r>
+        <w:rPr>
+          <w:lang w:val="hi_IN" w:bidi="hi_IN"/>
+        </w:rPr>
         <w:t xml:space="preserve">यीशु ने उनकी विनती पूरी नहीं की। ये स्थान उन लोगों के लिए हैं जिनके लिए परमपिता परमेश्वर ने इन्हें तैयार किया है (यह भी देखें: </w:t>
       </w:r>
-      <w:hyperlink r:id="rId13">
+      <w:hyperlink r:id="rId15">
         <w:r>
           <w:rPr>
             <w:lang w:val="hi_IN" w:bidi="hi_IN"/>
@@ -317,7 +470,7 @@
         </w:rPr>
         <w:t xml:space="preserve"> </w:t>
       </w:r>
-      <w:hyperlink r:id="rId14">
+      <w:hyperlink r:id="rId16">
         <w:r>
           <w:rPr>
             <w:lang w:val="hi_IN" w:bidi="hi_IN"/>
@@ -335,7 +488,7 @@
         </w:rPr>
         <w:t xml:space="preserve">; </w:t>
       </w:r>
-      <w:hyperlink r:id="rId15">
+      <w:hyperlink r:id="rId17">
         <w:r>
           <w:rPr>
             <w:lang w:val="hi_IN" w:bidi="hi_IN"/>
@@ -479,7 +632,7 @@
         </w:rPr>
         <w:t xml:space="preserve">जहाँ उसे नहीं होना चाहिए वहाँ खड़ा होना: ऐतिहासिक पृष्ठभूमि और यरूशलेम (मरकुस </w:t>
       </w:r>
-      <w:hyperlink r:id="rId16">
+      <w:hyperlink r:id="rId18">
         <w:r>
           <w:rPr>
             <w:lang w:val="hi_IN" w:bidi="hi_IN"/>
@@ -497,7 +650,7 @@
         </w:rPr>
         <w:t xml:space="preserve">, </w:t>
       </w:r>
-      <w:hyperlink r:id="rId17">
+      <w:hyperlink r:id="rId19">
         <w:r>
           <w:rPr>
             <w:lang w:val="hi_IN" w:bidi="hi_IN"/>
@@ -521,7 +674,7 @@
         </w:rPr>
         <w:t>और यहूदिया (</w:t>
       </w:r>
-      <w:hyperlink r:id="rId18">
+      <w:hyperlink r:id="rId20">
         <w:r>
           <w:rPr>
             <w:lang w:val="hi_IN" w:bidi="hi_IN"/>
@@ -1116,7 +1269,7 @@
         </w:rPr>
         <w:t xml:space="preserve">थिस्स </w:t>
       </w:r>
-      <w:hyperlink r:id="rId19">
+      <w:hyperlink r:id="rId21">
         <w:r>
           <w:rPr>
             <w:lang w:val="hi_IN" w:bidi="hi_IN"/>
@@ -1176,7 +1329,7 @@
         </w:rPr>
         <w:t xml:space="preserve">उसकी वेदी और उसके बलिदान संबंधी अनुष्ठान शामिल हैं। मरकुस </w:t>
       </w:r>
-      <w:hyperlink r:id="rId20">
+      <w:hyperlink r:id="rId22">
         <w:r>
           <w:rPr>
             <w:lang w:val="hi_IN" w:bidi="hi_IN"/>
@@ -1362,7 +1515,7 @@
         </w:rPr>
         <w:t xml:space="preserve"> </w:t>
       </w:r>
-      <w:hyperlink r:id="rId20">
+      <w:hyperlink r:id="rId22">
         <w:r>
           <w:rPr>
             <w:lang w:val="hi_IN" w:bidi="hi_IN"/>

--- a/hin/docx/41.content.docx
+++ b/hin/docx/41.content.docx
@@ -1563,6 +1563,174 @@
           <w:lang w:val="hi_IN" w:bidi="hi_IN"/>
         </w:rPr>
         <w:t xml:space="preserve"> 3.5.3)|</w:t>
+      </w:r>
+      <w:r>
+        <w:rPr>
+          <w:lang w:val="hi_IN" w:bidi="hi_IN"/>
+        </w:rPr>
+      </w:r>
+      <w:r>
+        <w:rPr>
+          <w:lang w:val="hi_IN" w:bidi="hi_IN"/>
+        </w:rPr>
+      </w:r>
+    </w:p>
+    <w:p>
+      <w:pPr/>
+      <w:r>
+        <w:rPr>
+          <w:lang w:val="hi_IN" w:bidi="hi_IN"/>
+        </w:rPr>
+      </w:r>
+    </w:p>
+    <w:p>
+      <w:pPr>
+        <w:pStyle w:val="Heading2"/>
+      </w:pPr>
+      <w:r>
+        <w:rPr>
+          <w:lang w:val="hi_IN" w:bidi="hi_IN"/>
+        </w:rPr>
+        <w:t>मरकुस 14:22–25</w:t>
+      </w:r>
+      <w:r>
+        <w:rPr>
+          <w:lang w:val="hi_IN" w:bidi="hi_IN"/>
+        </w:rPr>
+      </w:r>
+    </w:p>
+    <w:p>
+      <w:pPr/>
+      <w:r>
+        <w:rPr>
+          <w:lang w:val="hi_IN" w:bidi="hi_IN"/>
+        </w:rPr>
+      </w:r>
+      <w:r>
+        <w:rPr>
+          <w:lang w:val="hi_IN" w:bidi="hi_IN"/>
+        </w:rPr>
+        <w:t>अंतिम भोज एक आशीर्वाद के साथ शुरू हुआ। आधुनिक प्रथा में</w:t>
+      </w:r>
+      <w:r>
+        <w:rPr>
+          <w:lang w:val="hi_IN" w:bidi="hi_IN"/>
+        </w:rPr>
+        <w:t xml:space="preserve">, </w:t>
+      </w:r>
+      <w:r>
+        <w:rPr>
+          <w:lang w:val="hi_IN" w:bidi="hi_IN"/>
+        </w:rPr>
+        <w:t>मसीही परमेश्वर से भोजन को आशीर्वाद देने के लिए कहते हैं</w:t>
+      </w:r>
+      <w:r>
+        <w:rPr>
+          <w:lang w:val="hi_IN" w:bidi="hi_IN"/>
+        </w:rPr>
+        <w:t xml:space="preserve">; </w:t>
+      </w:r>
+      <w:r>
+        <w:rPr>
+          <w:lang w:val="hi_IN" w:bidi="hi_IN"/>
+        </w:rPr>
+        <w:t>यीशु के समय के यहूदी परमेश्वर को भोजन प्रदान करने के लिए आशीर्वाद देते थे इन शब्दों के साथ</w:t>
+      </w:r>
+      <w:r>
+        <w:rPr>
+          <w:lang w:val="hi_IN" w:bidi="hi_IN"/>
+        </w:rPr>
+        <w:t>, “</w:t>
+      </w:r>
+      <w:r>
+        <w:rPr>
+          <w:lang w:val="hi_IN" w:bidi="hi_IN"/>
+        </w:rPr>
+        <w:t>धन्य हो आप</w:t>
+      </w:r>
+      <w:r>
+        <w:rPr>
+          <w:lang w:val="hi_IN" w:bidi="hi_IN"/>
+        </w:rPr>
+        <w:t xml:space="preserve">, </w:t>
+      </w:r>
+      <w:r>
+        <w:rPr>
+          <w:lang w:val="hi_IN" w:bidi="hi_IN"/>
+        </w:rPr>
+        <w:t>हे हमारे परमेश्वर</w:t>
+      </w:r>
+      <w:r>
+        <w:rPr>
+          <w:lang w:val="hi_IN" w:bidi="hi_IN"/>
+        </w:rPr>
+        <w:t xml:space="preserve">, </w:t>
+      </w:r>
+      <w:r>
+        <w:rPr>
+          <w:lang w:val="hi_IN" w:bidi="hi_IN"/>
+        </w:rPr>
+        <w:t>संसार के राजा</w:t>
+      </w:r>
+      <w:r>
+        <w:rPr>
+          <w:lang w:val="hi_IN" w:bidi="hi_IN"/>
+        </w:rPr>
+        <w:t xml:space="preserve">, </w:t>
+      </w:r>
+      <w:r>
+        <w:rPr>
+          <w:lang w:val="hi_IN" w:bidi="hi_IN"/>
+        </w:rPr>
+        <w:t>जो पृथ्वी से रोटी लाते हैं।” यह मेरा शरीर है. .</w:t>
+      </w:r>
+      <w:r>
+        <w:rPr>
+          <w:lang w:val="hi_IN" w:bidi="hi_IN"/>
+        </w:rPr>
+        <w:t xml:space="preserve"> . . </w:t>
+      </w:r>
+      <w:r>
+        <w:rPr>
+          <w:lang w:val="hi_IN" w:bidi="hi_IN"/>
+        </w:rPr>
+        <w:t xml:space="preserve">यह मेरा लहू है: </w:t>
+      </w:r>
+      <w:r>
+        <w:rPr>
+          <w:lang w:val="hi_IN" w:bidi="hi_IN"/>
+        </w:rPr>
+        <w:t>सुधार आंदोलन के बाद से, यीशु की रोटी और दाखरस के बारे में बयानों की तीन प्रमुख व्याख्याएँ रही हैं: (1) कि रोटी और दाखरस यीशु मसीह के वास्तविक शरीर और लहू में बदल जाते हैं (परिवर्तन); (2) यह समझा जाता है कि मसीह वास्तव में संस्कार में रहस्यमय लेकिन वास्तविक तरीके से उपस्थित है जो मानवीय समझ से परे है (वास्तविक उपस्थिति); (3) कि रोटी और दाखरस मसीह के शरीर और लहू का प्रतीक हैं, जो आत्मा द्वारा विश्वास के माध्यम से प्राप्तकर्ता को लाभान्वित करते हैं (प्रतीकवाद)।</w:t>
+      </w:r>
+      <w:r>
+        <w:rPr>
+          <w:lang w:val="hi_IN" w:bidi="hi_IN"/>
+        </w:rPr>
+        <w:t xml:space="preserve"> देखें</w:t>
+      </w:r>
+      <w:r>
+        <w:rPr>
+          <w:lang w:val="hi_IN" w:bidi="hi_IN"/>
+        </w:rPr>
+        <w:t xml:space="preserve"> </w:t>
+      </w:r>
+      <w:hyperlink r:id="rId23">
+        <w:r>
+          <w:rPr>
+            <w:lang w:val="hi_IN" w:bidi="hi_IN"/>
+          </w:rPr>
+          <w:rPr>
+            <w:color w:val="0000EE"/>
+            <w:u w:val="single"/>
+          </w:rPr>
+          <w:t>यूहन्ना 6:53–63</w:t>
+        </w:r>
+      </w:hyperlink>
+      <w:r>
+        <w:rPr>
+          <w:lang w:val="hi_IN" w:bidi="hi_IN"/>
+        </w:rPr>
+        <w:t>।</w:t>
       </w:r>
       <w:r>
         <w:rPr>

--- a/hin/docx/41.content.docx
+++ b/hin/docx/41.content.docx
@@ -365,7 +365,7 @@
         <w:rPr>
           <w:lang w:val="hi_IN" w:bidi="hi_IN"/>
         </w:rPr>
-        <w:t>मरकुस 10:40</w:t>
+        <w:t>मरकुस 10:39</w:t>
       </w:r>
       <w:r>
         <w:rPr>
@@ -384,9 +384,141 @@
         <w:rPr>
           <w:lang w:val="hi_IN" w:bidi="hi_IN"/>
         </w:rPr>
+        <w:t xml:space="preserve">याकूब और यूहन्ना ने वास्तव में यीशु के लिए दुःख का कड़वा प्याला पीया । याकूब अपने विश्वास के लिए मर गया (प्रेरि </w:t>
+      </w:r>
+      <w:hyperlink r:id="rId15">
+        <w:r>
+          <w:rPr>
+            <w:lang w:val="hi_IN" w:bidi="hi_IN"/>
+          </w:rPr>
+          <w:rPr>
+            <w:color w:val="0000EE"/>
+            <w:u w:val="single"/>
+          </w:rPr>
+          <w:t>12:1–5</w:t>
+        </w:r>
+      </w:hyperlink>
+      <w:r>
+        <w:rPr>
+          <w:lang w:val="hi_IN" w:bidi="hi_IN"/>
+        </w:rPr>
+        <w:t xml:space="preserve">)। और यूहन्ना की बुढ़ापे में मृत्यु हो गई, जिसने उत्पीड़न का अनुभव किया था (टर्टुलियन, द सोल 50; जेरोम, गलातियों 6, 10 पर टिप्पणी)। फिर भी याकूब और यूहन्ना की मृत्यु यीशु के समान नहीं थी - कोई भी विश्वासी यीशु की मृत्यु </w:t>
+      </w:r>
+      <w:r>
+        <w:rPr>
+          <w:lang w:val="hi_IN" w:bidi="hi_IN"/>
+        </w:rPr>
+        <w:t>जैसा</w:t>
+      </w:r>
+      <w:r>
+        <w:rPr>
+          <w:lang w:val="hi_IN" w:bidi="hi_IN"/>
+        </w:rPr>
+        <w:t xml:space="preserve">, दुनिया के पापों के लिए एक वैकल्पिक बलिदान के रूप में नहीं मर सकता (मर </w:t>
+      </w:r>
+      <w:hyperlink r:id="rId16">
+        <w:r>
+          <w:rPr>
+            <w:lang w:val="hi_IN" w:bidi="hi_IN"/>
+          </w:rPr>
+          <w:rPr>
+            <w:color w:val="0000EE"/>
+            <w:u w:val="single"/>
+          </w:rPr>
+          <w:t>10:45</w:t>
+        </w:r>
+      </w:hyperlink>
+      <w:r>
+        <w:rPr>
+          <w:lang w:val="hi_IN" w:bidi="hi_IN"/>
+        </w:rPr>
+        <w:t xml:space="preserve">) </w:t>
+      </w:r>
+      <w:r>
+        <w:rPr>
+          <w:lang w:val="hi_IN" w:bidi="hi_IN"/>
+        </w:rPr>
+        <w:t xml:space="preserve">या उस अनोखी पीड़ा का अनुभव करें, जो उन्होंने क्रूस पर सहीं </w:t>
+      </w:r>
+      <w:r>
+        <w:rPr>
+          <w:lang w:val="hi_IN" w:bidi="hi_IN"/>
+        </w:rPr>
+        <w:t>(</w:t>
+      </w:r>
+      <w:hyperlink r:id="rId17">
+        <w:r>
+          <w:rPr>
+            <w:lang w:val="hi_IN" w:bidi="hi_IN"/>
+          </w:rPr>
+          <w:rPr>
+            <w:color w:val="0000EE"/>
+            <w:u w:val="single"/>
+          </w:rPr>
+          <w:t>15:34</w:t>
+        </w:r>
+      </w:hyperlink>
+      <w:r>
+        <w:rPr>
+          <w:lang w:val="hi_IN" w:bidi="hi_IN"/>
+        </w:rPr>
+        <w:t>)</w:t>
+      </w:r>
+      <w:r>
+        <w:rPr>
+          <w:lang w:val="hi_IN" w:bidi="hi_IN"/>
+        </w:rPr>
+        <w:t>।</w:t>
+      </w:r>
+      <w:r>
+        <w:rPr>
+          <w:lang w:val="hi_IN" w:bidi="hi_IN"/>
+        </w:rPr>
+      </w:r>
+      <w:r>
+        <w:rPr>
+          <w:lang w:val="hi_IN" w:bidi="hi_IN"/>
+        </w:rPr>
+      </w:r>
+    </w:p>
+    <w:p>
+      <w:pPr/>
+      <w:r>
+        <w:rPr>
+          <w:lang w:val="hi_IN" w:bidi="hi_IN"/>
+        </w:rPr>
+      </w:r>
+    </w:p>
+    <w:p>
+      <w:pPr>
+        <w:pStyle w:val="Heading2"/>
+      </w:pPr>
+      <w:r>
+        <w:rPr>
+          <w:lang w:val="hi_IN" w:bidi="hi_IN"/>
+        </w:rPr>
+        <w:t>मरकुस 10:40</w:t>
+      </w:r>
+      <w:r>
+        <w:rPr>
+          <w:lang w:val="hi_IN" w:bidi="hi_IN"/>
+        </w:rPr>
+      </w:r>
+    </w:p>
+    <w:p>
+      <w:pPr/>
+      <w:r>
+        <w:rPr>
+          <w:lang w:val="hi_IN" w:bidi="hi_IN"/>
+        </w:rPr>
+      </w:r>
+      <w:r>
+        <w:rPr>
+          <w:lang w:val="hi_IN" w:bidi="hi_IN"/>
+        </w:rPr>
         <w:t xml:space="preserve">यीशु ने उनकी विनती पूरी नहीं की। ये स्थान उन लोगों के लिए हैं जिनके लिए परमपिता परमेश्वर ने इन्हें तैयार किया है (यह भी देखें: </w:t>
       </w:r>
-      <w:hyperlink r:id="rId15">
+      <w:hyperlink r:id="rId18">
         <w:r>
           <w:rPr>
             <w:lang w:val="hi_IN" w:bidi="hi_IN"/>
@@ -470,7 +602,7 @@
         </w:rPr>
         <w:t xml:space="preserve"> </w:t>
       </w:r>
-      <w:hyperlink r:id="rId16">
+      <w:hyperlink r:id="rId19">
         <w:r>
           <w:rPr>
             <w:lang w:val="hi_IN" w:bidi="hi_IN"/>
@@ -488,7 +620,7 @@
         </w:rPr>
         <w:t xml:space="preserve">; </w:t>
       </w:r>
-      <w:hyperlink r:id="rId17">
+      <w:hyperlink r:id="rId20">
         <w:r>
           <w:rPr>
             <w:lang w:val="hi_IN" w:bidi="hi_IN"/>
@@ -632,7 +764,7 @@
         </w:rPr>
         <w:t xml:space="preserve">जहाँ उसे नहीं होना चाहिए वहाँ खड़ा होना: ऐतिहासिक पृष्ठभूमि और यरूशलेम (मरकुस </w:t>
       </w:r>
-      <w:hyperlink r:id="rId18">
+      <w:hyperlink r:id="rId21">
         <w:r>
           <w:rPr>
             <w:lang w:val="hi_IN" w:bidi="hi_IN"/>
@@ -650,7 +782,7 @@
         </w:rPr>
         <w:t xml:space="preserve">, </w:t>
       </w:r>
-      <w:hyperlink r:id="rId19">
+      <w:hyperlink r:id="rId22">
         <w:r>
           <w:rPr>
             <w:lang w:val="hi_IN" w:bidi="hi_IN"/>
@@ -674,7 +806,7 @@
         </w:rPr>
         <w:t>और यहूदिया (</w:t>
       </w:r>
-      <w:hyperlink r:id="rId20">
+      <w:hyperlink r:id="rId23">
         <w:r>
           <w:rPr>
             <w:lang w:val="hi_IN" w:bidi="hi_IN"/>
@@ -1269,7 +1401,7 @@
         </w:rPr>
         <w:t xml:space="preserve">थिस्स </w:t>
       </w:r>
-      <w:hyperlink r:id="rId21">
+      <w:hyperlink r:id="rId24">
         <w:r>
           <w:rPr>
             <w:lang w:val="hi_IN" w:bidi="hi_IN"/>
@@ -1329,7 +1461,7 @@
         </w:rPr>
         <w:t xml:space="preserve">उसकी वेदी और उसके बलिदान संबंधी अनुष्ठान शामिल हैं। मरकुस </w:t>
       </w:r>
-      <w:hyperlink r:id="rId22">
+      <w:hyperlink r:id="rId25">
         <w:r>
           <w:rPr>
             <w:lang w:val="hi_IN" w:bidi="hi_IN"/>
@@ -1515,7 +1647,7 @@
         </w:rPr>
         <w:t xml:space="preserve"> </w:t>
       </w:r>
-      <w:hyperlink r:id="rId22">
+      <w:hyperlink r:id="rId25">
         <w:r>
           <w:rPr>
             <w:lang w:val="hi_IN" w:bidi="hi_IN"/>
@@ -1714,7 +1846,7 @@
         </w:rPr>
         <w:t xml:space="preserve"> </w:t>
       </w:r>
-      <w:hyperlink r:id="rId23">
+      <w:hyperlink r:id="rId26">
         <w:r>
           <w:rPr>
             <w:lang w:val="hi_IN" w:bidi="hi_IN"/>

--- a/hin/docx/41.content.docx
+++ b/hin/docx/41.content.docx
@@ -19,7 +19,7 @@
         <w:rPr>
           <w:lang w:val="hi_IN" w:bidi="hi_IN"/>
         </w:rPr>
-        <w:t>Resource: Tyndale Open Study Notes</w:t>
+        <w:t>Resource: Aquifer Open Study Notes</w:t>
       </w:r>
       <w:r>
         <w:rPr>
@@ -112,7 +112,7 @@
         <w:rPr>
           <w:lang w:val="hi_IN" w:bidi="hi_IN"/>
         </w:rPr>
-        <w:t>Tyndale Open Study Notes</w:t>
+        <w:t>Aquifer Open Study Notes</w:t>
       </w:r>
     </w:p>
     <w:p>

--- a/hin/docx/41.content.docx
+++ b/hin/docx/41.content.docx
@@ -246,18 +246,12 @@
         </w:rPr>
         <w:t xml:space="preserve"> हिन्नोम घाटी का उल्लेख करते हुए, जो दक्षिण-पश्चिम में यरूशलेम की सीमा पर स्थित है। यह नरक के लिए एक रूपक बन गया क्योंकि इस्राएलियों ने वहां अपने बच्चों को बलि के रूप में चढ़ाया था (</w:t>
       </w:r>
-      <w:hyperlink r:id="rId13">
-        <w:r>
-          <w:rPr>
-            <w:lang w:val="hi_IN" w:bidi="hi_IN"/>
-          </w:rPr>
-          <w:rPr>
-            <w:color w:val="0000EE"/>
-            <w:u w:val="single"/>
-          </w:rPr>
-          <w:t>यिर्म 32:35</w:t>
-        </w:r>
-      </w:hyperlink>
+      <w:r>
+        <w:rPr>
+          <w:lang w:val="hi_IN" w:bidi="hi_IN"/>
+        </w:rPr>
+        <w:t>यिर्म 32:35</w:t>
+      </w:r>
       <w:r>
         <w:rPr>
           <w:lang w:val="hi_IN" w:bidi="hi_IN"/>
@@ -312,18 +306,12 @@
         </w:rPr>
         <w:t xml:space="preserve">नरक की अनंतता को कभी न मरने और कभी न बुझने वाले वाक्यांशों द्वारा ज़ोर दिया गया है (तुलना करें </w:t>
       </w:r>
-      <w:hyperlink r:id="rId14">
-        <w:r>
-          <w:rPr>
-            <w:lang w:val="hi_IN" w:bidi="hi_IN"/>
-          </w:rPr>
-          <w:rPr>
-            <w:color w:val="0000EE"/>
-            <w:u w:val="single"/>
-          </w:rPr>
-          <w:t>9:43</w:t>
-        </w:r>
-      </w:hyperlink>
+      <w:r>
+        <w:rPr>
+          <w:lang w:val="hi_IN" w:bidi="hi_IN"/>
+        </w:rPr>
+        <w:t>9:43</w:t>
+      </w:r>
       <w:r>
         <w:rPr>
           <w:lang w:val="hi_IN" w:bidi="hi_IN"/>
@@ -386,18 +374,12 @@
         </w:rPr>
         <w:t xml:space="preserve">याकूब और यूहन्ना ने वास्तव में यीशु के लिए दुःख का कड़वा प्याला पीया । याकूब अपने विश्वास के लिए मर गया (प्रेरि </w:t>
       </w:r>
-      <w:hyperlink r:id="rId15">
-        <w:r>
-          <w:rPr>
-            <w:lang w:val="hi_IN" w:bidi="hi_IN"/>
-          </w:rPr>
-          <w:rPr>
-            <w:color w:val="0000EE"/>
-            <w:u w:val="single"/>
-          </w:rPr>
-          <w:t>12:1–5</w:t>
-        </w:r>
-      </w:hyperlink>
+      <w:r>
+        <w:rPr>
+          <w:lang w:val="hi_IN" w:bidi="hi_IN"/>
+        </w:rPr>
+        <w:t>12:1–5</w:t>
+      </w:r>
       <w:r>
         <w:rPr>
           <w:lang w:val="hi_IN" w:bidi="hi_IN"/>
@@ -416,18 +398,12 @@
         </w:rPr>
         <w:t xml:space="preserve">, दुनिया के पापों के लिए एक वैकल्पिक बलिदान के रूप में नहीं मर सकता (मर </w:t>
       </w:r>
-      <w:hyperlink r:id="rId16">
-        <w:r>
-          <w:rPr>
-            <w:lang w:val="hi_IN" w:bidi="hi_IN"/>
-          </w:rPr>
-          <w:rPr>
-            <w:color w:val="0000EE"/>
-            <w:u w:val="single"/>
-          </w:rPr>
-          <w:t>10:45</w:t>
-        </w:r>
-      </w:hyperlink>
+      <w:r>
+        <w:rPr>
+          <w:lang w:val="hi_IN" w:bidi="hi_IN"/>
+        </w:rPr>
+        <w:t>10:45</w:t>
+      </w:r>
       <w:r>
         <w:rPr>
           <w:lang w:val="hi_IN" w:bidi="hi_IN"/>
@@ -446,18 +422,12 @@
         </w:rPr>
         <w:t>(</w:t>
       </w:r>
-      <w:hyperlink r:id="rId17">
-        <w:r>
-          <w:rPr>
-            <w:lang w:val="hi_IN" w:bidi="hi_IN"/>
-          </w:rPr>
-          <w:rPr>
-            <w:color w:val="0000EE"/>
-            <w:u w:val="single"/>
-          </w:rPr>
-          <w:t>15:34</w:t>
-        </w:r>
-      </w:hyperlink>
+      <w:r>
+        <w:rPr>
+          <w:lang w:val="hi_IN" w:bidi="hi_IN"/>
+        </w:rPr>
+        <w:t>15:34</w:t>
+      </w:r>
       <w:r>
         <w:rPr>
           <w:lang w:val="hi_IN" w:bidi="hi_IN"/>
@@ -518,18 +488,12 @@
         </w:rPr>
         <w:t xml:space="preserve">यीशु ने उनकी विनती पूरी नहीं की। ये स्थान उन लोगों के लिए हैं जिनके लिए परमपिता परमेश्वर ने इन्हें तैयार किया है (यह भी देखें: </w:t>
       </w:r>
-      <w:hyperlink r:id="rId18">
-        <w:r>
-          <w:rPr>
-            <w:lang w:val="hi_IN" w:bidi="hi_IN"/>
-          </w:rPr>
-          <w:rPr>
-            <w:color w:val="0000EE"/>
-            <w:u w:val="single"/>
-          </w:rPr>
-          <w:t>13:32</w:t>
-        </w:r>
-      </w:hyperlink>
+      <w:r>
+        <w:rPr>
+          <w:lang w:val="hi_IN" w:bidi="hi_IN"/>
+        </w:rPr>
+        <w:t>13:32</w:t>
+      </w:r>
       <w:r>
         <w:rPr>
           <w:lang w:val="hi_IN" w:bidi="hi_IN"/>
@@ -602,36 +566,24 @@
         </w:rPr>
         <w:t xml:space="preserve"> </w:t>
       </w:r>
-      <w:hyperlink r:id="rId19">
-        <w:r>
-          <w:rPr>
-            <w:lang w:val="hi_IN" w:bidi="hi_IN"/>
-          </w:rPr>
-          <w:rPr>
-            <w:color w:val="0000EE"/>
-            <w:u w:val="single"/>
-          </w:rPr>
-          <w:t>9:27</w:t>
-        </w:r>
-      </w:hyperlink>
+      <w:r>
+        <w:rPr>
+          <w:lang w:val="hi_IN" w:bidi="hi_IN"/>
+        </w:rPr>
+        <w:t>9:27</w:t>
+      </w:r>
       <w:r>
         <w:rPr>
           <w:lang w:val="hi_IN" w:bidi="hi_IN"/>
         </w:rPr>
         <w:t xml:space="preserve">; </w:t>
       </w:r>
-      <w:hyperlink r:id="rId20">
-        <w:r>
-          <w:rPr>
-            <w:lang w:val="hi_IN" w:bidi="hi_IN"/>
-          </w:rPr>
-          <w:rPr>
-            <w:color w:val="0000EE"/>
-            <w:u w:val="single"/>
-          </w:rPr>
-          <w:t>11:31</w:t>
-        </w:r>
-      </w:hyperlink>
+      <w:r>
+        <w:rPr>
+          <w:lang w:val="hi_IN" w:bidi="hi_IN"/>
+        </w:rPr>
+        <w:t>11:31</w:t>
+      </w:r>
       <w:r>
         <w:rPr>
           <w:lang w:val="hi_IN" w:bidi="hi_IN"/>
@@ -764,36 +716,24 @@
         </w:rPr>
         <w:t xml:space="preserve">जहाँ उसे नहीं होना चाहिए वहाँ खड़ा होना: ऐतिहासिक पृष्ठभूमि और यरूशलेम (मरकुस </w:t>
       </w:r>
-      <w:hyperlink r:id="rId21">
-        <w:r>
-          <w:rPr>
-            <w:lang w:val="hi_IN" w:bidi="hi_IN"/>
-          </w:rPr>
-          <w:rPr>
-            <w:color w:val="0000EE"/>
-            <w:u w:val="single"/>
-          </w:rPr>
-          <w:t>13:2</w:t>
-        </w:r>
-      </w:hyperlink>
+      <w:r>
+        <w:rPr>
+          <w:lang w:val="hi_IN" w:bidi="hi_IN"/>
+        </w:rPr>
+        <w:t>13:2</w:t>
+      </w:r>
       <w:r>
         <w:rPr>
           <w:lang w:val="hi_IN" w:bidi="hi_IN"/>
         </w:rPr>
         <w:t xml:space="preserve">, </w:t>
       </w:r>
-      <w:hyperlink r:id="rId22">
-        <w:r>
-          <w:rPr>
-            <w:lang w:val="hi_IN" w:bidi="hi_IN"/>
-          </w:rPr>
-          <w:rPr>
-            <w:color w:val="0000EE"/>
-            <w:u w:val="single"/>
-          </w:rPr>
-          <w:t>4</w:t>
-        </w:r>
-      </w:hyperlink>
+      <w:r>
+        <w:rPr>
+          <w:lang w:val="hi_IN" w:bidi="hi_IN"/>
+        </w:rPr>
+        <w:t>4</w:t>
+      </w:r>
       <w:r>
         <w:rPr>
           <w:lang w:val="hi_IN" w:bidi="hi_IN"/>
@@ -806,18 +746,12 @@
         </w:rPr>
         <w:t>और यहूदिया (</w:t>
       </w:r>
-      <w:hyperlink r:id="rId23">
-        <w:r>
-          <w:rPr>
-            <w:lang w:val="hi_IN" w:bidi="hi_IN"/>
-          </w:rPr>
-          <w:rPr>
-            <w:color w:val="0000EE"/>
-            <w:u w:val="single"/>
-          </w:rPr>
-          <w:t>13:14</w:t>
-        </w:r>
-      </w:hyperlink>
+      <w:r>
+        <w:rPr>
+          <w:lang w:val="hi_IN" w:bidi="hi_IN"/>
+        </w:rPr>
+        <w:t>13:14</w:t>
+      </w:r>
       <w:r>
         <w:rPr>
           <w:lang w:val="hi_IN" w:bidi="hi_IN"/>
@@ -1401,18 +1335,12 @@
         </w:rPr>
         <w:t xml:space="preserve">थिस्स </w:t>
       </w:r>
-      <w:hyperlink r:id="rId24">
-        <w:r>
-          <w:rPr>
-            <w:lang w:val="hi_IN" w:bidi="hi_IN"/>
-          </w:rPr>
-          <w:rPr>
-            <w:color w:val="0000EE"/>
-            <w:u w:val="single"/>
-          </w:rPr>
-          <w:t>2:3–4</w:t>
-        </w:r>
-      </w:hyperlink>
+      <w:r>
+        <w:rPr>
+          <w:lang w:val="hi_IN" w:bidi="hi_IN"/>
+        </w:rPr>
+        <w:t>2:3–4</w:t>
+      </w:r>
       <w:r>
         <w:rPr>
           <w:lang w:val="hi_IN" w:bidi="hi_IN"/>
@@ -1461,18 +1389,12 @@
         </w:rPr>
         <w:t xml:space="preserve">उसकी वेदी और उसके बलिदान संबंधी अनुष्ठान शामिल हैं। मरकुस </w:t>
       </w:r>
-      <w:hyperlink r:id="rId25">
-        <w:r>
-          <w:rPr>
-            <w:lang w:val="hi_IN" w:bidi="hi_IN"/>
-          </w:rPr>
-          <w:rPr>
-            <w:color w:val="0000EE"/>
-            <w:u w:val="single"/>
-          </w:rPr>
-          <w:t>13:14–20</w:t>
-        </w:r>
-      </w:hyperlink>
+      <w:r>
+        <w:rPr>
+          <w:lang w:val="hi_IN" w:bidi="hi_IN"/>
+        </w:rPr>
+        <w:t>13:14–20</w:t>
+      </w:r>
       <w:r>
         <w:rPr>
           <w:lang w:val="hi_IN" w:bidi="hi_IN"/>
@@ -1647,18 +1569,12 @@
         </w:rPr>
         <w:t xml:space="preserve"> </w:t>
       </w:r>
-      <w:hyperlink r:id="rId25">
-        <w:r>
-          <w:rPr>
-            <w:lang w:val="hi_IN" w:bidi="hi_IN"/>
-          </w:rPr>
-          <w:rPr>
-            <w:color w:val="0000EE"/>
-            <w:u w:val="single"/>
-          </w:rPr>
-          <w:t>13:14–20</w:t>
-        </w:r>
-      </w:hyperlink>
+      <w:r>
+        <w:rPr>
+          <w:lang w:val="hi_IN" w:bidi="hi_IN"/>
+        </w:rPr>
+        <w:t>13:14–20</w:t>
+      </w:r>
       <w:r>
         <w:rPr>
           <w:lang w:val="hi_IN" w:bidi="hi_IN"/>
@@ -1846,18 +1762,12 @@
         </w:rPr>
         <w:t xml:space="preserve"> </w:t>
       </w:r>
-      <w:hyperlink r:id="rId26">
-        <w:r>
-          <w:rPr>
-            <w:lang w:val="hi_IN" w:bidi="hi_IN"/>
-          </w:rPr>
-          <w:rPr>
-            <w:color w:val="0000EE"/>
-            <w:u w:val="single"/>
-          </w:rPr>
-          <w:t>यूहन्ना 6:53–63</w:t>
-        </w:r>
-      </w:hyperlink>
+      <w:r>
+        <w:rPr>
+          <w:lang w:val="hi_IN" w:bidi="hi_IN"/>
+        </w:rPr>
+        <w:t>यूहन्ना 6:53–63</w:t>
+      </w:r>
       <w:r>
         <w:rPr>
           <w:lang w:val="hi_IN" w:bidi="hi_IN"/>
